--- a/visa_appendices/docx/DEQUAD_UKES_Decision_Brief.docx
+++ b/visa_appendices/docx/DEQUAD_UKES_Decision_Brief.docx
@@ -8090,7 +8090,7 @@
           <w:iCs/>
           <w:i/>
         </w:rPr>
-        <w:t xml:space="preserve">Prepared for UKES short-track endorsement review — February 2026.</w:t>
+        <w:t xml:space="preserve">Written and prepared by Yusuf Quadri, Founder &amp; CEO, DEQUAD Ltd — for UKES short-track endorsement review, June 2026.</w:t>
       </w:r>
       <w:r>
         <w:t xml:space="preserve"> </w:t>

--- a/visa_appendices/docx/DEQUAD_UKES_Decision_Brief.docx
+++ b/visa_appendices/docx/DEQUAD_UKES_Decision_Brief.docx
@@ -680,7 +680,7 @@
               <w:jc w:val="left"/>
             </w:pPr>
             <w:r>
-              <w:t xml:space="preserve">£12k → £186k → £699k</w:t>
+              <w:t xml:space="preserve">£16k → £176k → £659k</w:t>
             </w:r>
           </w:p>
         </w:tc>
@@ -740,7 +740,7 @@
               <w:jc w:val="left"/>
             </w:pPr>
             <w:r>
-              <w:t xml:space="preserve">Q3 Year 3</w:t>
+              <w:t xml:space="preserve">Q4 Year 3</w:t>
             </w:r>
           </w:p>
         </w:tc>
@@ -2638,7 +2638,17 @@
               <w:jc w:val="left"/>
             </w:pPr>
             <w:r>
-              <w:t xml:space="preserve">£12k–£20k</w:t>
+              <w:rPr>
+                <w:bCs/>
+                <w:b/>
+              </w:rPr>
+              <w:t xml:space="preserve">£2/enrolled student/yr</w:t>
+            </w:r>
+            <w:r>
+              <w:t xml:space="preserve"> </w:t>
+            </w:r>
+            <w:r>
+              <w:t xml:space="preserve">(~£20k for a 10k-student uni)</w:t>
             </w:r>
           </w:p>
         </w:tc>
@@ -4510,7 +4520,7 @@
               <w:jc w:val="right"/>
             </w:pPr>
             <w:r>
-              <w:t xml:space="preserve">(~£1,090)</w:t>
+              <w:t xml:space="preserve">(~£1,460)</w:t>
             </w:r>
           </w:p>
         </w:tc>
@@ -4526,7 +4536,7 @@
                 <w:bCs/>
                 <w:b/>
               </w:rPr>
-              <w:t xml:space="preserve">£4,910</w:t>
+              <w:t xml:space="preserve">£4,540</w:t>
             </w:r>
           </w:p>
         </w:tc>
@@ -4564,7 +4574,7 @@
               <w:jc w:val="right"/>
             </w:pPr>
             <w:r>
-              <w:t xml:space="preserve">(~£820)</w:t>
+              <w:t xml:space="preserve">(~£330)</w:t>
             </w:r>
           </w:p>
         </w:tc>
@@ -4580,7 +4590,7 @@
                 <w:bCs/>
                 <w:b/>
               </w:rPr>
-              <w:t xml:space="preserve">£4,090</w:t>
+              <w:t xml:space="preserve">£4,210</w:t>
             </w:r>
           </w:p>
         </w:tc>
@@ -4618,7 +4628,7 @@
               <w:jc w:val="right"/>
             </w:pPr>
             <w:r>
-              <w:t xml:space="preserve">(~£860)</w:t>
+              <w:t xml:space="preserve">(~£460)</w:t>
             </w:r>
           </w:p>
         </w:tc>
@@ -4634,7 +4644,7 @@
                 <w:bCs/>
                 <w:b/>
               </w:rPr>
-              <w:t xml:space="preserve">£3,430</w:t>
+              <w:t xml:space="preserve">£3,950</w:t>
             </w:r>
           </w:p>
         </w:tc>
@@ -4682,7 +4692,7 @@
               <w:jc w:val="right"/>
             </w:pPr>
             <w:r>
-              <w:t xml:space="preserve">(~£780)</w:t>
+              <w:t xml:space="preserve">(~£630)</w:t>
             </w:r>
           </w:p>
         </w:tc>
@@ -4698,7 +4708,7 @@
                 <w:bCs/>
                 <w:b/>
               </w:rPr>
-              <w:t xml:space="preserve">£3,000</w:t>
+              <w:t xml:space="preserve">£3,670</w:t>
             </w:r>
           </w:p>
         </w:tc>
@@ -4736,7 +4746,7 @@
               <w:jc w:val="right"/>
             </w:pPr>
             <w:r>
-              <w:t xml:space="preserve">(~£780)</w:t>
+              <w:t xml:space="preserve">(~£600)</w:t>
             </w:r>
           </w:p>
         </w:tc>
@@ -4752,7 +4762,7 @@
                 <w:bCs/>
                 <w:b/>
               </w:rPr>
-              <w:t xml:space="preserve">£2,720</w:t>
+              <w:t xml:space="preserve">£3,570</w:t>
             </w:r>
           </w:p>
         </w:tc>
@@ -4800,7 +4810,7 @@
               <w:jc w:val="right"/>
             </w:pPr>
             <w:r>
-              <w:t xml:space="preserve">(~£750)</w:t>
+              <w:t xml:space="preserve">(~£720)</w:t>
             </w:r>
           </w:p>
         </w:tc>
@@ -4816,7 +4826,7 @@
                 <w:bCs/>
                 <w:b/>
               </w:rPr>
-              <w:t xml:space="preserve">£2,670</w:t>
+              <w:t xml:space="preserve">£3,550</w:t>
             </w:r>
           </w:p>
         </w:tc>
@@ -4862,7 +4872,7 @@
               <w:jc w:val="right"/>
             </w:pPr>
             <w:r>
-              <w:t xml:space="preserve">(£4,830)</w:t>
+              <w:t xml:space="preserve">(£4,670)</w:t>
             </w:r>
           </w:p>
         </w:tc>
@@ -4878,7 +4888,7 @@
                 <w:bCs/>
                 <w:b/>
               </w:rPr>
-              <w:t xml:space="preserve">£148,640</w:t>
+              <w:t xml:space="preserve">£149,680</w:t>
             </w:r>
           </w:p>
         </w:tc>
@@ -4904,19 +4914,19 @@
               <w:jc w:val="right"/>
             </w:pPr>
             <w:r>
-              <w:t xml:space="preserve">£1,100</w:t>
-            </w:r>
-          </w:p>
-        </w:tc>
-        <w:tc>
-          <w:tcPr/>
-          <w:p>
-            <w:pPr>
-              <w:pStyle w:val="Compact"/>
-              <w:jc w:val="right"/>
-            </w:pPr>
-            <w:r>
-              <w:t xml:space="preserve">(£4,750)</w:t>
+              <w:t xml:space="preserve">£1,600</w:t>
+            </w:r>
+          </w:p>
+        </w:tc>
+        <w:tc>
+          <w:tcPr/>
+          <w:p>
+            <w:pPr>
+              <w:pStyle w:val="Compact"/>
+              <w:jc w:val="right"/>
+            </w:pPr>
+            <w:r>
+              <w:t xml:space="preserve">(£4,430)</w:t>
             </w:r>
           </w:p>
         </w:tc>
@@ -4932,7 +4942,7 @@
                 <w:bCs/>
                 <w:b/>
               </w:rPr>
-              <w:t xml:space="preserve">£144,990</w:t>
+              <w:t xml:space="preserve">£146,850</w:t>
             </w:r>
           </w:p>
         </w:tc>
@@ -4958,19 +4968,19 @@
               <w:jc w:val="right"/>
             </w:pPr>
             <w:r>
-              <w:t xml:space="preserve">£1,350</w:t>
-            </w:r>
-          </w:p>
-        </w:tc>
-        <w:tc>
-          <w:tcPr/>
-          <w:p>
-            <w:pPr>
-              <w:pStyle w:val="Compact"/>
-              <w:jc w:val="right"/>
-            </w:pPr>
-            <w:r>
-              <w:t xml:space="preserve">(£4,750)</w:t>
+              <w:t xml:space="preserve">£2,100</w:t>
+            </w:r>
+          </w:p>
+        </w:tc>
+        <w:tc>
+          <w:tcPr/>
+          <w:p>
+            <w:pPr>
+              <w:pStyle w:val="Compact"/>
+              <w:jc w:val="right"/>
+            </w:pPr>
+            <w:r>
+              <w:t xml:space="preserve">(£4,390)</w:t>
             </w:r>
           </w:p>
         </w:tc>
@@ -4986,7 +4996,7 @@
                 <w:bCs/>
                 <w:b/>
               </w:rPr>
-              <w:t xml:space="preserve">£141,590</w:t>
+              <w:t xml:space="preserve">£144,560</w:t>
             </w:r>
           </w:p>
         </w:tc>
@@ -5012,19 +5022,19 @@
               <w:jc w:val="right"/>
             </w:pPr>
             <w:r>
-              <w:t xml:space="preserve">£1,700</w:t>
-            </w:r>
-          </w:p>
-        </w:tc>
-        <w:tc>
-          <w:tcPr/>
-          <w:p>
-            <w:pPr>
-              <w:pStyle w:val="Compact"/>
-              <w:jc w:val="right"/>
-            </w:pPr>
-            <w:r>
-              <w:t xml:space="preserve">(£4,830)</w:t>
+              <w:t xml:space="preserve">£2,700</w:t>
+            </w:r>
+          </w:p>
+        </w:tc>
+        <w:tc>
+          <w:tcPr/>
+          <w:p>
+            <w:pPr>
+              <w:pStyle w:val="Compact"/>
+              <w:jc w:val="right"/>
+            </w:pPr>
+            <w:r>
+              <w:t xml:space="preserve">(£4,420)</w:t>
             </w:r>
           </w:p>
         </w:tc>
@@ -5040,7 +5050,7 @@
                 <w:bCs/>
                 <w:b/>
               </w:rPr>
-              <w:t xml:space="preserve">£138,460</w:t>
+              <w:t xml:space="preserve">£142,840</w:t>
             </w:r>
           </w:p>
         </w:tc>
@@ -5066,19 +5076,19 @@
               <w:jc w:val="right"/>
             </w:pPr>
             <w:r>
-              <w:t xml:space="preserve">£2,100</w:t>
-            </w:r>
-          </w:p>
-        </w:tc>
-        <w:tc>
-          <w:tcPr/>
-          <w:p>
-            <w:pPr>
-              <w:pStyle w:val="Compact"/>
-              <w:jc w:val="right"/>
-            </w:pPr>
-            <w:r>
-              <w:t xml:space="preserve">(£4,810)</w:t>
+              <w:t xml:space="preserve">£3,100</w:t>
+            </w:r>
+          </w:p>
+        </w:tc>
+        <w:tc>
+          <w:tcPr/>
+          <w:p>
+            <w:pPr>
+              <w:pStyle w:val="Compact"/>
+              <w:jc w:val="right"/>
+            </w:pPr>
+            <w:r>
+              <w:t xml:space="preserve">(£4,390)</w:t>
             </w:r>
           </w:p>
         </w:tc>
@@ -5094,7 +5104,7 @@
                 <w:bCs/>
                 <w:b/>
               </w:rPr>
-              <w:t xml:space="preserve">£135,750</w:t>
+              <w:t xml:space="preserve">£141,550</w:t>
             </w:r>
           </w:p>
         </w:tc>
@@ -5130,19 +5140,19 @@
               <w:jc w:val="right"/>
             </w:pPr>
             <w:r>
-              <w:t xml:space="preserve">£3,188</w:t>
-            </w:r>
-          </w:p>
-        </w:tc>
-        <w:tc>
-          <w:tcPr/>
-          <w:p>
-            <w:pPr>
-              <w:pStyle w:val="Compact"/>
-              <w:jc w:val="right"/>
-            </w:pPr>
-            <w:r>
-              <w:t xml:space="preserve">(£5,910)</w:t>
+              <w:t xml:space="preserve">£3,938</w:t>
+            </w:r>
+          </w:p>
+        </w:tc>
+        <w:tc>
+          <w:tcPr/>
+          <w:p>
+            <w:pPr>
+              <w:pStyle w:val="Compact"/>
+              <w:jc w:val="right"/>
+            </w:pPr>
+            <w:r>
+              <w:t xml:space="preserve">(£4,460)</w:t>
             </w:r>
           </w:p>
         </w:tc>
@@ -5158,7 +5168,7 @@
                 <w:bCs/>
                 <w:b/>
               </w:rPr>
-              <w:t xml:space="preserve">£133,028</w:t>
+              <w:t xml:space="preserve">£141,028</w:t>
             </w:r>
           </w:p>
         </w:tc>
@@ -5173,7 +5183,7 @@
           <w:bCs/>
           <w:b/>
         </w:rPr>
-        <w:t xml:space="preserve">The £6,000 founder cash buffer means cash never dips below £2,500</w:t>
+        <w:t xml:space="preserve">The £6,000 founder cash buffer means cash never dips below £3,500</w:t>
       </w:r>
       <w:r>
         <w:t xml:space="preserve"> </w:t>
@@ -5302,31 +5312,31 @@
               <w:jc w:val="right"/>
             </w:pPr>
             <w:r>
-              <w:t xml:space="preserve">£11,988</w:t>
-            </w:r>
-          </w:p>
-        </w:tc>
-        <w:tc>
-          <w:tcPr/>
-          <w:p>
-            <w:pPr>
-              <w:pStyle w:val="Compact"/>
-              <w:jc w:val="right"/>
-            </w:pPr>
-            <w:r>
-              <w:t xml:space="preserve">£185,808</w:t>
-            </w:r>
-          </w:p>
-        </w:tc>
-        <w:tc>
-          <w:tcPr/>
-          <w:p>
-            <w:pPr>
-              <w:pStyle w:val="Compact"/>
-              <w:jc w:val="right"/>
-            </w:pPr>
-            <w:r>
-              <w:t xml:space="preserve">£699,280</w:t>
+              <w:t xml:space="preserve">£15,988</w:t>
+            </w:r>
+          </w:p>
+        </w:tc>
+        <w:tc>
+          <w:tcPr/>
+          <w:p>
+            <w:pPr>
+              <w:pStyle w:val="Compact"/>
+              <w:jc w:val="right"/>
+            </w:pPr>
+            <w:r>
+              <w:t xml:space="preserve">£175,808</w:t>
+            </w:r>
+          </w:p>
+        </w:tc>
+        <w:tc>
+          <w:tcPr/>
+          <w:p>
+            <w:pPr>
+              <w:pStyle w:val="Compact"/>
+              <w:jc w:val="right"/>
+            </w:pPr>
+            <w:r>
+              <w:t xml:space="preserve">£659,280</w:t>
             </w:r>
           </w:p>
         </w:tc>
@@ -5402,31 +5412,31 @@
               <w:jc w:val="right"/>
             </w:pPr>
             <w:r>
-              <w:t xml:space="preserve">£10,548</w:t>
-            </w:r>
-          </w:p>
-        </w:tc>
-        <w:tc>
-          <w:tcPr/>
-          <w:p>
-            <w:pPr>
-              <w:pStyle w:val="Compact"/>
-              <w:jc w:val="right"/>
-            </w:pPr>
-            <w:r>
-              <w:t xml:space="preserve">£170,208</w:t>
-            </w:r>
-          </w:p>
-        </w:tc>
-        <w:tc>
-          <w:tcPr/>
-          <w:p>
-            <w:pPr>
-              <w:pStyle w:val="Compact"/>
-              <w:jc w:val="right"/>
-            </w:pPr>
-            <w:r>
-              <w:t xml:space="preserve">£645,280</w:t>
+              <w:t xml:space="preserve">£14,548</w:t>
+            </w:r>
+          </w:p>
+        </w:tc>
+        <w:tc>
+          <w:tcPr/>
+          <w:p>
+            <w:pPr>
+              <w:pStyle w:val="Compact"/>
+              <w:jc w:val="right"/>
+            </w:pPr>
+            <w:r>
+              <w:t xml:space="preserve">£160,208</w:t>
+            </w:r>
+          </w:p>
+        </w:tc>
+        <w:tc>
+          <w:tcPr/>
+          <w:p>
+            <w:pPr>
+              <w:pStyle w:val="Compact"/>
+              <w:jc w:val="right"/>
+            </w:pPr>
+            <w:r>
+              <w:t xml:space="preserve">£605,280</w:t>
             </w:r>
           </w:p>
         </w:tc>
@@ -5452,31 +5462,31 @@
               <w:jc w:val="right"/>
             </w:pPr>
             <w:r>
-              <w:t xml:space="preserve">88.0%</w:t>
-            </w:r>
-          </w:p>
-        </w:tc>
-        <w:tc>
-          <w:tcPr/>
-          <w:p>
-            <w:pPr>
-              <w:pStyle w:val="Compact"/>
-              <w:jc w:val="right"/>
-            </w:pPr>
-            <w:r>
-              <w:t xml:space="preserve">91.6%</w:t>
-            </w:r>
-          </w:p>
-        </w:tc>
-        <w:tc>
-          <w:tcPr/>
-          <w:p>
-            <w:pPr>
-              <w:pStyle w:val="Compact"/>
-              <w:jc w:val="right"/>
-            </w:pPr>
-            <w:r>
-              <w:t xml:space="preserve">92.3%</w:t>
+              <w:t xml:space="preserve">91.0%</w:t>
+            </w:r>
+          </w:p>
+        </w:tc>
+        <w:tc>
+          <w:tcPr/>
+          <w:p>
+            <w:pPr>
+              <w:pStyle w:val="Compact"/>
+              <w:jc w:val="right"/>
+            </w:pPr>
+            <w:r>
+              <w:t xml:space="preserve">91.1%</w:t>
+            </w:r>
+          </w:p>
+        </w:tc>
+        <w:tc>
+          <w:tcPr/>
+          <w:p>
+            <w:pPr>
+              <w:pStyle w:val="Compact"/>
+              <w:jc w:val="right"/>
+            </w:pPr>
+            <w:r>
+              <w:t xml:space="preserve">91.8%</w:t>
             </w:r>
           </w:p>
         </w:tc>
@@ -5560,7 +5570,7 @@
                 <w:bCs/>
                 <w:b/>
               </w:rPr>
-              <w:t xml:space="preserve">(£18,072)</w:t>
+              <w:t xml:space="preserve">(£14,072)</w:t>
             </w:r>
           </w:p>
         </w:tc>
@@ -5576,7 +5586,7 @@
                 <w:bCs/>
                 <w:b/>
               </w:rPr>
-              <w:t xml:space="preserve">(£61,272)</w:t>
+              <w:t xml:space="preserve">(£71,272)</w:t>
             </w:r>
           </w:p>
         </w:tc>
@@ -5592,7 +5602,7 @@
                 <w:bCs/>
                 <w:b/>
               </w:rPr>
-              <w:t xml:space="preserve">£66,020</w:t>
+              <w:t xml:space="preserve">£26,020</w:t>
             </w:r>
           </w:p>
         </w:tc>
@@ -5626,7 +5636,7 @@
                 <w:bCs/>
                 <w:b/>
               </w:rPr>
-              <w:t xml:space="preserve">(£18,372)</w:t>
+              <w:t xml:space="preserve">(£14,372)</w:t>
             </w:r>
           </w:p>
         </w:tc>
@@ -5642,7 +5652,7 @@
                 <w:bCs/>
                 <w:b/>
               </w:rPr>
-              <w:t xml:space="preserve">(£62,772)</w:t>
+              <w:t xml:space="preserve">(£72,772)</w:t>
             </w:r>
           </w:p>
         </w:tc>
@@ -5658,7 +5668,7 @@
                 <w:bCs/>
                 <w:b/>
               </w:rPr>
-              <w:t xml:space="preserve">£61,520</w:t>
+              <w:t xml:space="preserve">£21,520</w:t>
             </w:r>
           </w:p>
         </w:tc>
@@ -5673,13 +5683,13 @@
           <w:bCs/>
           <w:b/>
         </w:rPr>
-        <w:t xml:space="preserve">Operating profit positive in Q3 Year 3.</w:t>
-      </w:r>
-      <w:r>
-        <w:t xml:space="preserve"> </w:t>
-      </w:r>
-      <w:r>
-        <w:t xml:space="preserve">Cumulative loss before profitability ≈ £81k — small for a venture-funded company because the NatWest Accelerator + lean founder pay materially reduce Y1 + Y2 burn.</w:t>
+        <w:t xml:space="preserve">Operating profit positive in Q4 Year 3.</w:t>
+      </w:r>
+      <w:r>
+        <w:t xml:space="preserve"> </w:t>
+      </w:r>
+      <w:r>
+        <w:t xml:space="preserve">Cumulative loss before profitability ≈ £87k — small for a venture-funded company because the NatWest Accelerator + lean founder pay materially reduce Y1 + Y2 burn.</w:t>
       </w:r>
     </w:p>
     <w:p>
@@ -7763,7 +7773,7 @@
         <w:t xml:space="preserve"> </w:t>
       </w:r>
       <w:r>
-        <w:t xml:space="preserve">— 2 to 12 UK jobs in 3 years, 1 to 20 paying universities, operating profit positive Q3 Y3.</w:t>
+        <w:t xml:space="preserve">— 2 to 12 UK jobs in 3 years, 1 to 20 paying universities, operating profit positive Q4 Y3.</w:t>
       </w:r>
     </w:p>
     <w:bookmarkEnd w:id="55"/>

--- a/visa_appendices/docx/DEQUAD_UKES_Decision_Brief.docx
+++ b/visa_appendices/docx/DEQUAD_UKES_Decision_Brief.docx
@@ -4803,10 +4803,7 @@
         <w:t xml:space="preserve">“Cash Flow Y1 (mo)”</w:t>
       </w:r>
       <w:r>
-        <w:t xml:space="preserve"> </w:t>
-      </w:r>
-      <w:r>
-        <w:t xml:space="preserve">(to be regenerated to match this version).</w:t>
+        <w:t xml:space="preserve">.</w:t>
       </w:r>
     </w:p>
     <w:p>
@@ -7232,7 +7229,7 @@
           <w:i/>
           <w:iCs/>
         </w:rPr>
-        <w:t xml:space="preserve">Written and prepared by Yusuf Quadri, Founder &amp; CEO, DEQUAD Ltd — for UKES short-track endorsement review, June 2026.</w:t>
+        <w:t xml:space="preserve">Written and prepared by Yusuf Quadri, Founder &amp; CEO, DEQUAD Ltd — for UKES short-track endorsement review, August 2026 (v5.0, self-funded 3-year revision).</w:t>
       </w:r>
       <w:r>
         <w:t xml:space="preserve"> </w:t>

--- a/visa_appendices/docx/DEQUAD_UKES_Decision_Brief.docx
+++ b/visa_appendices/docx/DEQUAD_UKES_Decision_Brief.docx
@@ -2,14 +2,6 @@
 <file path=word/document.xml><?xml version="1.0" encoding="utf-8"?>
 <w:document xmlns:w="http://schemas.openxmlformats.org/wordprocessingml/2006/main" xmlns:m="http://schemas.openxmlformats.org/officeDocument/2006/math" xmlns:r="http://schemas.openxmlformats.org/officeDocument/2006/relationships" xmlns:o="urn:schemas-microsoft-com:office:office" xmlns:v="urn:schemas-microsoft-com:vml" xmlns:w10="urn:schemas-microsoft-com:office:word" xmlns:a="http://schemas.openxmlformats.org/drawingml/2006/main" xmlns:pic="http://schemas.openxmlformats.org/drawingml/2006/picture" xmlns:wp="http://schemas.openxmlformats.org/drawingml/2006/wordprocessingDrawing">
   <w:body>
-    <w:p>
-      <w:pPr>
-        <w:pStyle w:val="Title"/>
-      </w:pPr>
-      <w:r>
-        <w:t xml:space="preserve">DEQUAD_UKES_Decision_Brief</w:t>
-      </w:r>
-    </w:p>
     <w:bookmarkStart w:id="47" w:name="dequad-decision-maker-brief"/>
     <w:p>
       <w:pPr>
@@ -648,7 +640,23 @@
               <w:pStyle w:val="Compact"/>
             </w:pPr>
             <w:r>
-              <w:t xml:space="preserve">2 (unpaid founders) → 2 (unpaid founders) → 3 people / c.2.5 FTE, entirely self-funded</w:t>
+              <w:t xml:space="preserve">Base case: 2 (unpaid founders) → 2 (unpaid founders) → 3 people / c.2.5 FTE, entirely self-funded.</w:t>
+            </w:r>
+            <w:r>
+              <w:t xml:space="preserve"> </w:t>
+            </w:r>
+            <w:r>
+              <w:rPr>
+                <w:b/>
+                <w:bCs/>
+              </w:rPr>
+              <w:t xml:space="preserve">Job-creation target:</w:t>
+            </w:r>
+            <w:r>
+              <w:t xml:space="preserve"> </w:t>
+            </w:r>
+            <w:r>
+              <w:t xml:space="preserve">7 people (5 full-time hires, avg. £25,000/yr, each 12+ months) once revenue scales after pilot conversion — meets the Innovator Founder settlement job-creation criterion</w:t>
             </w:r>
           </w:p>
         </w:tc>
@@ -5570,7 +5578,41 @@
         <w:pStyle w:val="BodyText"/>
       </w:pPr>
       <w:r>
-        <w:t xml:space="preserve">All self-funded from revenue — no headcount in this table depends on any external funding round, none of which is assumed. Further roles (engineering, customer success, sales, marketing) are a longer-term ambition beyond Year 3, not part of this plan.</w:t>
+        <w:t xml:space="preserve">Conservative base case — all self-funded from revenue, no external funding round assumed.</w:t>
+      </w:r>
+    </w:p>
+    <w:p>
+      <w:pPr>
+        <w:pStyle w:val="BodyText"/>
+      </w:pPr>
+      <w:r>
+        <w:rPr>
+          <w:b/>
+          <w:bCs/>
+        </w:rPr>
+        <w:t xml:space="preserve">Job-creation target (upside case):</w:t>
+      </w:r>
+      <w:r>
+        <w:t xml:space="preserve"> </w:t>
+      </w:r>
+      <w:r>
+        <w:t xml:space="preserve">once institutional revenue scales beyond this base case via pilot conversion, headcount grows to</w:t>
+      </w:r>
+      <w:r>
+        <w:t xml:space="preserve"> </w:t>
+      </w:r>
+      <w:r>
+        <w:rPr>
+          <w:b/>
+          <w:bCs/>
+        </w:rPr>
+        <w:t xml:space="preserve">7 (2 founders + 5 full-time hires)</w:t>
+      </w:r>
+      <w:r>
+        <w:t xml:space="preserve"> </w:t>
+      </w:r>
+      <w:r>
+        <w:t xml:space="preserve">— each of the 5 hires sustained for at least 12 months at an average salary of £25,000/year, funded entirely from revenue generated after piloting, meeting the Innovator Founder settlement job-creation criterion.</w:t>
       </w:r>
     </w:p>
     <w:bookmarkEnd w:id="36"/>
@@ -6928,7 +6970,23 @@
         <w:t xml:space="preserve"> </w:t>
       </w:r>
       <w:r>
-        <w:t xml:space="preserve">— 2 unpaid founders (Y1–Y2) growing to 3 people / c.2.5 FTE by Y3, all self-funded from revenue; 0 to c.1.5 average paying universities by Y3, modelled as a target, not a guarantee.</w:t>
+        <w:t xml:space="preserve">— 2 unpaid founders (Y1–Y2) growing to 3 people / c.2.5 FTE by Y3 in the conservative base case, all self-funded from revenue; 0 to c.1.5 average paying universities by Y3, modelled as a target, not a guarantee.</w:t>
+      </w:r>
+      <w:r>
+        <w:t xml:space="preserve"> </w:t>
+      </w:r>
+      <w:r>
+        <w:rPr>
+          <w:b/>
+          <w:bCs/>
+        </w:rPr>
+        <w:t xml:space="preserve">Job-creation target:</w:t>
+      </w:r>
+      <w:r>
+        <w:t xml:space="preserve"> </w:t>
+      </w:r>
+      <w:r>
+        <w:t xml:space="preserve">7 people (5 full-time hires, avg. £25,000/yr, each 12+ months) once revenue scales after pilot conversion, meeting the Innovator Founder settlement job-creation criterion.</w:t>
       </w:r>
     </w:p>
     <w:bookmarkEnd w:id="43"/>

--- a/visa_appendices/docx/DEQUAD_UKES_Decision_Brief.docx
+++ b/visa_appendices/docx/DEQUAD_UKES_Decision_Brief.docx
@@ -6344,7 +6344,7 @@
               <w:pStyle w:val="Compact"/>
             </w:pPr>
             <w:r>
-              <w:t xml:space="preserve">No funding round is required at any point; the only consequence is that the single Y3 hire and modest founder pay are delayed, not that the business fails.</w:t>
+              <w:t xml:space="preserve">No funding round is required at any point; the only consequence is that the base-case Y3 hire and modest founder pay are delayed, not that the business fails. The upside-case 5-hire job-creation target simply does not trigger (see Risk Register R17).</w:t>
             </w:r>
           </w:p>
         </w:tc>

--- a/visa_appendices/docx/DEQUAD_UKES_Decision_Brief.docx
+++ b/visa_appendices/docx/DEQUAD_UKES_Decision_Brief.docx
@@ -4122,7 +4122,7 @@
               <w:jc w:val="right"/>
             </w:pPr>
             <w:r>
-              <w:t xml:space="preserve">(£930)</w:t>
+              <w:t xml:space="preserve">(£1,035)</w:t>
             </w:r>
           </w:p>
         </w:tc>
@@ -4138,7 +4138,7 @@
                 <w:b/>
                 <w:bCs/>
               </w:rPr>
-              <w:t xml:space="preserve">£5,070</w:t>
+              <w:t xml:space="preserve">£4,965</w:t>
             </w:r>
           </w:p>
         </w:tc>
@@ -4175,7 +4175,7 @@
               <w:jc w:val="right"/>
             </w:pPr>
             <w:r>
-              <w:t xml:space="preserve">(£300)</w:t>
+              <w:t xml:space="preserve">(£135)</w:t>
             </w:r>
           </w:p>
         </w:tc>
@@ -4191,7 +4191,7 @@
                 <w:b/>
                 <w:bCs/>
               </w:rPr>
-              <w:t xml:space="preserve">£4,770</w:t>
+              <w:t xml:space="preserve">£4,830</w:t>
             </w:r>
           </w:p>
         </w:tc>
@@ -4228,7 +4228,7 @@
               <w:jc w:val="right"/>
             </w:pPr>
             <w:r>
-              <w:t xml:space="preserve">(£300)</w:t>
+              <w:t xml:space="preserve">(£243)</w:t>
             </w:r>
           </w:p>
         </w:tc>
@@ -4244,7 +4244,7 @@
                 <w:b/>
                 <w:bCs/>
               </w:rPr>
-              <w:t xml:space="preserve">£4,470</w:t>
+              <w:t xml:space="preserve">£4,587</w:t>
             </w:r>
           </w:p>
         </w:tc>
@@ -4291,7 +4291,7 @@
               <w:jc w:val="right"/>
             </w:pPr>
             <w:r>
-              <w:t xml:space="preserve">(£350)</w:t>
+              <w:t xml:space="preserve">(£283)</w:t>
             </w:r>
           </w:p>
         </w:tc>
@@ -4307,7 +4307,7 @@
                 <w:b/>
                 <w:bCs/>
               </w:rPr>
-              <w:t xml:space="preserve">£4,120</w:t>
+              <w:t xml:space="preserve">£4,304</w:t>
             </w:r>
           </w:p>
         </w:tc>
@@ -4344,7 +4344,7 @@
               <w:jc w:val="right"/>
             </w:pPr>
             <w:r>
-              <w:t xml:space="preserve">(£350)</w:t>
+              <w:t xml:space="preserve">(£293)</w:t>
             </w:r>
           </w:p>
         </w:tc>
@@ -4360,7 +4360,7 @@
                 <w:b/>
                 <w:bCs/>
               </w:rPr>
-              <w:t xml:space="preserve">£3,770</w:t>
+              <w:t xml:space="preserve">£4,011</w:t>
             </w:r>
           </w:p>
         </w:tc>
@@ -4407,7 +4407,7 @@
               <w:jc w:val="right"/>
             </w:pPr>
             <w:r>
-              <w:t xml:space="preserve">(£350)</w:t>
+              <w:t xml:space="preserve">(£303)</w:t>
             </w:r>
           </w:p>
         </w:tc>
@@ -4423,7 +4423,7 @@
                 <w:b/>
                 <w:bCs/>
               </w:rPr>
-              <w:t xml:space="preserve">£3,420</w:t>
+              <w:t xml:space="preserve">£3,708</w:t>
             </w:r>
           </w:p>
         </w:tc>
@@ -4470,7 +4470,7 @@
               <w:jc w:val="right"/>
             </w:pPr>
             <w:r>
-              <w:t xml:space="preserve">(£350)</w:t>
+              <w:t xml:space="preserve">(£323)</w:t>
             </w:r>
           </w:p>
         </w:tc>
@@ -4486,7 +4486,7 @@
                 <w:b/>
                 <w:bCs/>
               </w:rPr>
-              <w:t xml:space="preserve">£3,120</w:t>
+              <w:t xml:space="preserve">£3,435</w:t>
             </w:r>
           </w:p>
         </w:tc>
@@ -4523,7 +4523,7 @@
               <w:jc w:val="right"/>
             </w:pPr>
             <w:r>
-              <w:t xml:space="preserve">(£350)</w:t>
+              <w:t xml:space="preserve">(£333)</w:t>
             </w:r>
           </w:p>
         </w:tc>
@@ -4539,7 +4539,7 @@
                 <w:b/>
                 <w:bCs/>
               </w:rPr>
-              <w:t xml:space="preserve">£2,840</w:t>
+              <w:t xml:space="preserve">£3,172</w:t>
             </w:r>
           </w:p>
         </w:tc>
@@ -4576,7 +4576,7 @@
               <w:jc w:val="right"/>
             </w:pPr>
             <w:r>
-              <w:t xml:space="preserve">(£350)</w:t>
+              <w:t xml:space="preserve">(£343)</w:t>
             </w:r>
           </w:p>
         </w:tc>
@@ -4592,7 +4592,7 @@
                 <w:b/>
                 <w:bCs/>
               </w:rPr>
-              <w:t xml:space="preserve">£2,580</w:t>
+              <w:t xml:space="preserve">£2,919</w:t>
             </w:r>
           </w:p>
         </w:tc>
@@ -4629,7 +4629,7 @@
               <w:jc w:val="right"/>
             </w:pPr>
             <w:r>
-              <w:t xml:space="preserve">(£350)</w:t>
+              <w:t xml:space="preserve">(£353)</w:t>
             </w:r>
           </w:p>
         </w:tc>
@@ -4645,7 +4645,7 @@
                 <w:b/>
                 <w:bCs/>
               </w:rPr>
-              <w:t xml:space="preserve">£2,340</w:t>
+              <w:t xml:space="preserve">£2,676</w:t>
             </w:r>
           </w:p>
         </w:tc>
@@ -4682,7 +4682,7 @@
               <w:jc w:val="right"/>
             </w:pPr>
             <w:r>
-              <w:t xml:space="preserve">(£350)</w:t>
+              <w:t xml:space="preserve">(£363)</w:t>
             </w:r>
           </w:p>
         </w:tc>
@@ -4698,7 +4698,7 @@
                 <w:b/>
                 <w:bCs/>
               </w:rPr>
-              <w:t xml:space="preserve">£2,120</w:t>
+              <w:t xml:space="preserve">£2,443</w:t>
             </w:r>
           </w:p>
         </w:tc>
@@ -4745,7 +4745,7 @@
               <w:jc w:val="right"/>
             </w:pPr>
             <w:r>
-              <w:t xml:space="preserve">(£350)</w:t>
+              <w:t xml:space="preserve">(£673)</w:t>
             </w:r>
           </w:p>
         </w:tc>

--- a/visa_appendices/docx/DEQUAD_UKES_Decision_Brief.docx
+++ b/visa_appendices/docx/DEQUAD_UKES_Decision_Brief.docx
@@ -29,7 +29,7 @@
           <w:b/>
           <w:bCs/>
         </w:rPr>
-        <w:t xml:space="preserve">15-page brief.</w:t>
+        <w:t xml:space="preserve">17-page brief.</w:t>
       </w:r>
       <w:r>
         <w:t xml:space="preserve"> </w:t>

--- a/visa_appendices/docx/DEQUAD_UKES_Decision_Brief.docx
+++ b/visa_appendices/docx/DEQUAD_UKES_Decision_Brief.docx
@@ -546,7 +546,7 @@
               <w:pStyle w:val="Compact"/>
             </w:pPr>
             <w:r>
-              <w:t xml:space="preserve">£31,000/yr from NatWest Accelerator (office, legal, accountancy, mentoring), Y1 only</w:t>
+              <w:t xml:space="preserve">£31,100/yr from NatWest Accelerator (office, legal, accountancy, mentoring), Y1 only</w:t>
             </w:r>
           </w:p>
         </w:tc>
@@ -656,7 +656,7 @@
               <w:t xml:space="preserve"> </w:t>
             </w:r>
             <w:r>
-              <w:t xml:space="preserve">7 people (5 full-time hires, avg. £25,000/yr, each 12+ months) once revenue scales after pilot conversion — meets the Innovator Founder settlement job-creation criterion</w:t>
+              <w:t xml:space="preserve">5 people (3 full-time hires, avg. £25,000/yr, each 12+ months) once revenue scales after pilot conversion — meets the Innovator Founder settlement job-creation criterion</w:t>
             </w:r>
           </w:p>
         </w:tc>
@@ -1151,7 +1151,22 @@
         <w:pStyle w:val="FirstParagraph"/>
       </w:pPr>
       <w:r>
-        <w:t xml:space="preserve">No competitor — Togetherall, TalkCampus, UniBuddy, Bumble BFF or Discord — combines more than two of these (see comparison table on Page 4).</w:t>
+        <w:t xml:space="preserve">No competitor — Togetherall, TalkCampus, UniBuddy, Bumble BFF or Discord — combines more than two of these (see comparison table on Page 4). This is not a founder assertion: in the primary buyer research underpinning this plan, 9 of 11 university safeguarding and student-services leads named identity-verified peer networks as their single biggest unmet need. And it is not easily copied — the founders’ own Risk Register treats a competitor copying the</w:t>
+      </w:r>
+      <w:r>
+        <w:t xml:space="preserve"> </w:t>
+      </w:r>
+      <w:r>
+        <w:rPr>
+          <w:rStyle w:val="VerbatimChar"/>
+        </w:rPr>
+        <w:t xml:space="preserve">.ac.uk</w:t>
+      </w:r>
+      <w:r>
+        <w:t xml:space="preserve"> </w:t>
+      </w:r>
+      <w:r>
+        <w:t xml:space="preserve">layer as a live, scored risk (not a hypothetical), and names the moats that survive it: the safeguarding webhook, the graded-alert taxonomy and the insights dashboard, none of which can be replicated without also rebuilding practitioner-designed triage logic.</w:t>
       </w:r>
     </w:p>
     <w:bookmarkEnd w:id="12"/>
@@ -1261,7 +1276,7 @@
         </w:numPr>
       </w:pPr>
       <w:r>
-        <w:t xml:space="preserve">£6,000 founder cash (£3k each) + £31,000 in-kind NatWest support</w:t>
+        <w:t xml:space="preserve">£6,000 founder cash (£3k each) + £31,100 in-kind NatWest support</w:t>
       </w:r>
       <w:r>
         <w:t xml:space="preserve"> </w:t>
@@ -1311,7 +1326,17 @@
         </w:numPr>
       </w:pPr>
       <w:r>
-        <w:t xml:space="preserve">Software-only marginal cost → gross margin reaches ~87% by Y3.</w:t>
+        <w:rPr>
+          <w:b/>
+          <w:bCs/>
+        </w:rPr>
+        <w:t xml:space="preserve">Revenue grows ~80x (£600 → £48,000, Y1 to Y3) while the core team grows from 2 to just 3 people.</w:t>
+      </w:r>
+      <w:r>
+        <w:t xml:space="preserve"> </w:t>
+      </w:r>
+      <w:r>
+        <w:t xml:space="preserve">That gap between revenue growth and headcount growth is the scalability case made concrete, not asserted.</w:t>
       </w:r>
     </w:p>
     <w:p>
@@ -1323,7 +1348,7 @@
         </w:numPr>
       </w:pPr>
       <w:r>
-        <w:t xml:space="preserve">Within-institution network effects accelerate intra-uni adoption.</w:t>
+        <w:t xml:space="preserve">Software-only marginal cost → gross margin reaches ~87% by Y3.</w:t>
       </w:r>
     </w:p>
     <w:p>
@@ -1335,7 +1360,7 @@
         </w:numPr>
       </w:pPr>
       <w:r>
-        <w:t xml:space="preserve">6-week implementation per new university enables a repeatable rollout process, deliberately modelled conservatively at c.1.5 paying institutions by Y3 (out of 285 total UK) so the plan does not depend on rapid conversion.</w:t>
+        <w:t xml:space="preserve">Within-institution network effects accelerate intra-uni adoption.</w:t>
       </w:r>
     </w:p>
     <w:p>
@@ -1347,7 +1372,34 @@
         </w:numPr>
       </w:pPr>
       <w:r>
-        <w:t xml:space="preserve">Closed-network model maps cleanly to</w:t>
+        <w:t xml:space="preserve">6-week implementation per new university enables a repeatable rollout process, deliberately modelled conservatively at c.1.5 paying institutions by Y3 (out of 285 total UK) so the plan does not depend on rapid conversion.</w:t>
+      </w:r>
+    </w:p>
+    <w:p>
+      <w:pPr>
+        <w:pStyle w:val="Compact"/>
+        <w:numPr>
+          <w:ilvl w:val="0"/>
+          <w:numId w:val="1005"/>
+        </w:numPr>
+      </w:pPr>
+      <w:r>
+        <w:t xml:space="preserve">International optionality is architectural, not aspirational: the</w:t>
+      </w:r>
+      <w:r>
+        <w:t xml:space="preserve"> </w:t>
+      </w:r>
+      <w:r>
+        <w:rPr>
+          <w:rStyle w:val="VerbatimChar"/>
+        </w:rPr>
+        <w:t xml:space="preserve">.ac.uk</w:t>
+      </w:r>
+      <w:r>
+        <w:t xml:space="preserve"> </w:t>
+      </w:r>
+      <w:r>
+        <w:t xml:space="preserve">verification engine is a configurable domain allow-list, so the same mechanism maps cleanly to</w:t>
       </w:r>
       <w:r>
         <w:t xml:space="preserve"> </w:t>
@@ -5606,13 +5658,13 @@
           <w:b/>
           <w:bCs/>
         </w:rPr>
-        <w:t xml:space="preserve">7 (2 founders + 5 full-time hires)</w:t>
-      </w:r>
-      <w:r>
-        <w:t xml:space="preserve"> </w:t>
-      </w:r>
-      <w:r>
-        <w:t xml:space="preserve">— each of the 5 hires sustained for at least 12 months at an average salary of £25,000/year, funded entirely from revenue generated after piloting, meeting the Innovator Founder settlement job-creation criterion.</w:t>
+        <w:t xml:space="preserve">5 (2 founders + 3 full-time hires)</w:t>
+      </w:r>
+      <w:r>
+        <w:t xml:space="preserve"> </w:t>
+      </w:r>
+      <w:r>
+        <w:t xml:space="preserve">— each of the 3 hires sustained for at least 12 months at an average salary of £25,000/year, funded entirely from revenue generated after piloting, meeting the Innovator Founder settlement job-creation criterion.</w:t>
       </w:r>
     </w:p>
     <w:bookmarkEnd w:id="36"/>
@@ -6344,7 +6396,7 @@
               <w:pStyle w:val="Compact"/>
             </w:pPr>
             <w:r>
-              <w:t xml:space="preserve">No funding round is required at any point; the only consequence is that the base-case Y3 hire and modest founder pay are delayed, not that the business fails. The upside-case 5-hire job-creation target simply does not trigger (see Risk Register R17).</w:t>
+              <w:t xml:space="preserve">No funding round is required at any point; the only consequence is that the base-case Y3 hire and modest founder pay are delayed, not that the business fails. The upside-case 3-hire job-creation target simply does not trigger (see Risk Register R17).</w:t>
             </w:r>
           </w:p>
         </w:tc>
@@ -6986,7 +7038,7 @@
         <w:t xml:space="preserve"> </w:t>
       </w:r>
       <w:r>
-        <w:t xml:space="preserve">7 people (5 full-time hires, avg. £25,000/yr, each 12+ months) once revenue scales after pilot conversion, meeting the Innovator Founder settlement job-creation criterion.</w:t>
+        <w:t xml:space="preserve">5 people (3 full-time hires, avg. £25,000/yr, each 12+ months) once revenue scales after pilot conversion, meeting the Innovator Founder settlement job-creation criterion.</w:t>
       </w:r>
     </w:p>
     <w:bookmarkEnd w:id="43"/>

--- a/visa_appendices/docx/DEQUAD_UKES_Decision_Brief.docx
+++ b/visa_appendices/docx/DEQUAD_UKES_Decision_Brief.docx
@@ -123,7 +123,7 @@
                 <w:b/>
                 <w:bCs/>
               </w:rPr>
-              <w:t xml:space="preserve">15 June 2026</w:t>
+              <w:t xml:space="preserve">18 August 2026</w:t>
             </w:r>
             <w:r>
               <w:t xml:space="preserve"> </w:t>
@@ -157,7 +157,7 @@
               <w:pStyle w:val="Compact"/>
             </w:pPr>
             <w:r>
-              <w:t xml:space="preserve">DEQUAD Ltd (in formation, England &amp; Wales)</w:t>
+              <w:t xml:space="preserve">DEQUAD Ltd (Company No. 17405964, incorporated in England &amp; Wales)</w:t>
             </w:r>
           </w:p>
         </w:tc>
@@ -454,7 +454,7 @@
               <w:pStyle w:val="Compact"/>
             </w:pPr>
             <w:r>
-              <w:t xml:space="preserve">80 verified accounts at University of Bedfordshire (42 daily-active, 6-week retention)</w:t>
+              <w:t xml:space="preserve">20 verified accounts at University of Bedfordshire (10 daily-active, 6-week retention)</w:t>
             </w:r>
           </w:p>
         </w:tc>
@@ -1220,7 +1220,7 @@
           <w:b/>
           <w:bCs/>
         </w:rPr>
-        <w:t xml:space="preserve">Sep–Nov 2026 (M4–M6)</w:t>
+        <w:t xml:space="preserve">M4–M6</w:t>
       </w:r>
       <w:r>
         <w:t xml:space="preserve">; this is a target only, contingent on the university’s decision, and may not happen.</w:t>
@@ -3335,7 +3335,7 @@
         <w:t xml:space="preserve"> </w:t>
       </w:r>
       <w:r>
-        <w:t xml:space="preserve">— the existing 80-person University of Bedfordshire beta cohort uses DEQUAD, independent of any formal pilot or contract.</w:t>
+        <w:t xml:space="preserve">— the existing 20-person University of Bedfordshire beta cohort uses DEQUAD, independent of any formal pilot or contract.</w:t>
       </w:r>
     </w:p>
     <w:bookmarkEnd w:id="24"/>
@@ -4144,7 +4144,7 @@
                 <w:b/>
                 <w:bCs/>
               </w:rPr>
-              <w:t xml:space="preserve">M1 (Jun 2026)</w:t>
+              <w:t xml:space="preserve">M1</w:t>
             </w:r>
             <w:r>
               <w:t xml:space="preserve"> </w:t>
@@ -4203,7 +4203,7 @@
               <w:pStyle w:val="Compact"/>
             </w:pPr>
             <w:r>
-              <w:t xml:space="preserve">M2 (Jul 2026)</w:t>
+              <w:t xml:space="preserve">M2</w:t>
             </w:r>
           </w:p>
         </w:tc>
@@ -4256,7 +4256,7 @@
               <w:pStyle w:val="Compact"/>
             </w:pPr>
             <w:r>
-              <w:t xml:space="preserve">M3 (Aug 2026)</w:t>
+              <w:t xml:space="preserve">M3</w:t>
             </w:r>
           </w:p>
         </w:tc>
@@ -4313,7 +4313,7 @@
                 <w:b/>
                 <w:bCs/>
               </w:rPr>
-              <w:t xml:space="preserve">M4 (Sep 2026)</w:t>
+              <w:t xml:space="preserve">M4</w:t>
             </w:r>
             <w:r>
               <w:t xml:space="preserve"> </w:t>
@@ -4372,7 +4372,7 @@
               <w:pStyle w:val="Compact"/>
             </w:pPr>
             <w:r>
-              <w:t xml:space="preserve">M5 (Oct 2026)</w:t>
+              <w:t xml:space="preserve">M5</w:t>
             </w:r>
           </w:p>
         </w:tc>
@@ -4429,7 +4429,7 @@
                 <w:b/>
                 <w:bCs/>
               </w:rPr>
-              <w:t xml:space="preserve">M6 (Nov 2026)</w:t>
+              <w:t xml:space="preserve">M6</w:t>
             </w:r>
             <w:r>
               <w:t xml:space="preserve"> </w:t>
@@ -4492,7 +4492,7 @@
                 <w:b/>
                 <w:bCs/>
               </w:rPr>
-              <w:t xml:space="preserve">M7 (Dec 2026)</w:t>
+              <w:t xml:space="preserve">M7</w:t>
             </w:r>
             <w:r>
               <w:t xml:space="preserve"> </w:t>
@@ -4551,7 +4551,7 @@
               <w:pStyle w:val="Compact"/>
             </w:pPr>
             <w:r>
-              <w:t xml:space="preserve">M8 (Jan 2027)</w:t>
+              <w:t xml:space="preserve">M8</w:t>
             </w:r>
           </w:p>
         </w:tc>
@@ -4604,7 +4604,7 @@
               <w:pStyle w:val="Compact"/>
             </w:pPr>
             <w:r>
-              <w:t xml:space="preserve">M9 (Feb 2027)</w:t>
+              <w:t xml:space="preserve">M9</w:t>
             </w:r>
           </w:p>
         </w:tc>
@@ -4657,7 +4657,7 @@
               <w:pStyle w:val="Compact"/>
             </w:pPr>
             <w:r>
-              <w:t xml:space="preserve">M10 (Mar 2027)</w:t>
+              <w:t xml:space="preserve">M10</w:t>
             </w:r>
           </w:p>
         </w:tc>
@@ -4710,7 +4710,7 @@
               <w:pStyle w:val="Compact"/>
             </w:pPr>
             <w:r>
-              <w:t xml:space="preserve">M11 (Apr 2027)</w:t>
+              <w:t xml:space="preserve">M11</w:t>
             </w:r>
           </w:p>
         </w:tc>
@@ -4767,7 +4767,7 @@
                 <w:b/>
                 <w:bCs/>
               </w:rPr>
-              <w:t xml:space="preserve">M12 (May 2027)</w:t>
+              <w:t xml:space="preserve">M12</w:t>
             </w:r>
             <w:r>
               <w:t xml:space="preserve"> </w:t>

--- a/visa_appendices/docx/DEQUAD_UKES_Decision_Brief.docx
+++ b/visa_appendices/docx/DEQUAD_UKES_Decision_Brief.docx
@@ -612,7 +612,7 @@
               <w:pStyle w:val="Compact"/>
             </w:pPr>
             <w:r>
-              <w:t xml:space="preserve">£0.6k → £16k → £48k</w:t>
+              <w:t xml:space="preserve">£0.15k → £16k → £48k</w:t>
             </w:r>
           </w:p>
         </w:tc>
@@ -684,7 +684,7 @@
               <w:pStyle w:val="Compact"/>
             </w:pPr>
             <w:r>
-              <w:t xml:space="preserve">Modest trading loss in Y1 (£3.6k), profitable from Y2 — no break-even</w:t>
+              <w:t xml:space="preserve">Modest trading loss in Y1 (£4.1k), profitable from Y2 — no break-even</w:t>
             </w:r>
             <w:r>
               <w:t xml:space="preserve"> </w:t>
@@ -1330,7 +1330,7 @@
           <w:b/>
           <w:bCs/>
         </w:rPr>
-        <w:t xml:space="preserve">Revenue grows ~80x (£600 → £48,000, Y1 to Y3) while the core team grows from 2 to just 3 people.</w:t>
+        <w:t xml:space="preserve">Revenue grows sharply (£150 → £48,000, Y1 to Y3) while the core team grows from 2 to just 3 people.</w:t>
       </w:r>
       <w:r>
         <w:t xml:space="preserve"> </w:t>
@@ -4510,7 +4510,7 @@
               <w:jc w:val="right"/>
             </w:pPr>
             <w:r>
-              <w:t xml:space="preserve">£50 sales</w:t>
+              <w:t xml:space="preserve">£10 sales</w:t>
             </w:r>
           </w:p>
         </w:tc>
@@ -4538,7 +4538,7 @@
                 <w:b/>
                 <w:bCs/>
               </w:rPr>
-              <w:t xml:space="preserve">£3,435</w:t>
+              <w:t xml:space="preserve">£3,395</w:t>
             </w:r>
           </w:p>
         </w:tc>
@@ -4563,7 +4563,7 @@
               <w:jc w:val="right"/>
             </w:pPr>
             <w:r>
-              <w:t xml:space="preserve">£70 sales</w:t>
+              <w:t xml:space="preserve">£15 sales</w:t>
             </w:r>
           </w:p>
         </w:tc>
@@ -4591,7 +4591,7 @@
                 <w:b/>
                 <w:bCs/>
               </w:rPr>
-              <w:t xml:space="preserve">£3,172</w:t>
+              <w:t xml:space="preserve">£3,077</w:t>
             </w:r>
           </w:p>
         </w:tc>
@@ -4616,7 +4616,7 @@
               <w:jc w:val="right"/>
             </w:pPr>
             <w:r>
-              <w:t xml:space="preserve">£90 sales</w:t>
+              <w:t xml:space="preserve">£20 sales</w:t>
             </w:r>
           </w:p>
         </w:tc>
@@ -4644,7 +4644,7 @@
                 <w:b/>
                 <w:bCs/>
               </w:rPr>
-              <w:t xml:space="preserve">£2,919</w:t>
+              <w:t xml:space="preserve">£2,754</w:t>
             </w:r>
           </w:p>
         </w:tc>
@@ -4669,7 +4669,7 @@
               <w:jc w:val="right"/>
             </w:pPr>
             <w:r>
-              <w:t xml:space="preserve">£110 sales</w:t>
+              <w:t xml:space="preserve">£25 sales</w:t>
             </w:r>
           </w:p>
         </w:tc>
@@ -4697,7 +4697,7 @@
                 <w:b/>
                 <w:bCs/>
               </w:rPr>
-              <w:t xml:space="preserve">£2,676</w:t>
+              <w:t xml:space="preserve">£2,426</w:t>
             </w:r>
           </w:p>
         </w:tc>
@@ -4722,7 +4722,7 @@
               <w:jc w:val="right"/>
             </w:pPr>
             <w:r>
-              <w:t xml:space="preserve">£130 sales</w:t>
+              <w:t xml:space="preserve">£35 sales</w:t>
             </w:r>
           </w:p>
         </w:tc>
@@ -4750,7 +4750,7 @@
                 <w:b/>
                 <w:bCs/>
               </w:rPr>
-              <w:t xml:space="preserve">£2,443</w:t>
+              <w:t xml:space="preserve">£2,098</w:t>
             </w:r>
           </w:p>
         </w:tc>
@@ -4785,7 +4785,7 @@
               <w:jc w:val="right"/>
             </w:pPr>
             <w:r>
-              <w:t xml:space="preserve">£150 sales</w:t>
+              <w:t xml:space="preserve">£45 sales</w:t>
             </w:r>
           </w:p>
         </w:tc>
@@ -4813,7 +4813,7 @@
                 <w:b/>
                 <w:bCs/>
               </w:rPr>
-              <w:t xml:space="preserve">£1,920</w:t>
+              <w:t xml:space="preserve">£1,470</w:t>
             </w:r>
           </w:p>
         </w:tc>
@@ -4828,7 +4828,7 @@
           <w:b/>
           <w:bCs/>
         </w:rPr>
-        <w:t xml:space="preserve">Cash never dips below c.£1,900</w:t>
+        <w:t xml:space="preserve">Cash never dips below c.£1,400</w:t>
       </w:r>
       <w:r>
         <w:t xml:space="preserve"> </w:t>
@@ -4966,7 +4966,7 @@
               <w:jc w:val="right"/>
             </w:pPr>
             <w:r>
-              <w:t xml:space="preserve">£600</w:t>
+              <w:t xml:space="preserve">£150</w:t>
             </w:r>
           </w:p>
         </w:tc>
@@ -5064,7 +5064,7 @@
               <w:jc w:val="right"/>
             </w:pPr>
             <w:r>
-              <w:t xml:space="preserve">(£800)</w:t>
+              <w:t xml:space="preserve">(£1,250)</w:t>
             </w:r>
           </w:p>
         </w:tc>
@@ -5219,7 +5219,7 @@
                 <w:b/>
                 <w:bCs/>
               </w:rPr>
-              <w:t xml:space="preserve">(£3,480)</w:t>
+              <w:t xml:space="preserve">(£3,930)</w:t>
             </w:r>
           </w:p>
         </w:tc>
@@ -5284,7 +5284,7 @@
                 <w:b/>
                 <w:bCs/>
               </w:rPr>
-              <w:t xml:space="preserve">(£3,630)</w:t>
+              <w:t xml:space="preserve">(£4,080)</w:t>
             </w:r>
           </w:p>
         </w:tc>
@@ -5327,7 +5327,7 @@
         <w:pStyle w:val="BodyText"/>
       </w:pPr>
       <w:r>
-        <w:t xml:space="preserve">Y1 is the only loss-making year, and the loss (£3.6k) is fully absorbed by the £6,000 founder capital — no equity round funds it. Y2 turns modestly profitable on minimal overheads and a small (contingent) institutional contract; Y3 profit funds the plan’s only hire and modest founder pay.</w:t>
+        <w:t xml:space="preserve">Y1 is the only loss-making year, and the loss (£4.1k) is fully absorbed by the £6,000 founder capital — no equity round funds it. Y2 turns modestly profitable on minimal overheads and a small (contingent) institutional contract; Y3 profit funds the plan’s only hire and modest founder pay.</w:t>
       </w:r>
       <w:r>
         <w:t xml:space="preserve"> </w:t>
